--- a/Full workflow vtyt web.docx
+++ b/Full workflow vtyt web.docx
@@ -525,7 +525,7 @@
         <w:ind w:left="425"/>
       </w:pPr>
       <w:r>
-        <w:t>Nhập và sửa đề xuất trước khi chốt danh mục.</w:t>
+        <w:t>Nhập và sửa đề xuất tới khi PĐD chốt số tham gia đấu thầu (cột số) và chốt dữ liệu trình ký (cột chữ). Việc khoa bấm xác nhận không khoá ô nào.</w:t>
       </w:r>
     </w:p>
     <w:p>
@@ -604,7 +604,7 @@
         <w:ind w:left="425"/>
       </w:pPr>
       <w:r>
-        <w:t>Tự mở lại sau khi đã chốt danh mục.</w:t>
+        <w:t>Tự chốt số tham gia đấu thầu hoặc tự mở chốt của PĐD.</w:t>
       </w:r>
     </w:p>
     <w:p>
@@ -614,7 +614,7 @@
         <w:ind w:left="425"/>
       </w:pPr>
       <w:r>
-        <w:t>Sửa dữ liệu sau khi đã chốt danh mục.</w:t>
+        <w:t>Sửa cột số sau khi PĐD đã chốt số tham gia đấu thầu, hoặc sửa cột chữ sau khi đã chốt dữ liệu trình ký.</w:t>
       </w:r>
     </w:p>
     <w:p>
@@ -810,7 +810,7 @@
         <w:ind w:left="425"/>
       </w:pPr>
       <w:r>
-        <w:t>Sửa số lượng sau khi khoa đã chốt danh mục.</w:t>
+        <w:t>Sửa số lượng sau khi khoa đã xác nhận thông tin đề xuất.</w:t>
       </w:r>
     </w:p>
     <w:p>
@@ -1437,7 +1437,7 @@
         <w:pStyle w:val="Heading2"/>
       </w:pPr>
       <w:r>
-        <w:t>Giai đoạn 3 — Khoa chốt danh mục</w:t>
+        <w:t>Giai đoạn 3 — Khoa xác nhận thông tin đề xuất (lần N)</w:t>
       </w:r>
     </w:p>
     <w:p>
@@ -1634,7 +1634,7 @@
           <w:b w:val="0"/>
           <w:i w:val="0"/>
         </w:rPr>
-        <w:t>PĐD bấm “Chốt số tham gia đấu thầu”. Nút này LUÔN bấm được (QĐ 17/08/2026 — cổng mềm). Bảng theo dõi hiển thị khoa nào chưa chốt danh mục và chưa bao lâu; PĐD nhắc qua Teams và tự quyết thời điểm chốt. Hệ thống ghi kèm “chốt khi còn N khoa chưa nộp” vào audit.</w:t>
+        <w:t>PĐD bấm “Chốt số tham gia đấu thầu”. Nút này CHỈ BẤM ĐƯỢC khi mọi khoa đã gửi đề xuất đều đã xác nhận bản hiện tại (QĐ 19/08/2026 — cổng cứng, đảo lại QĐ 17/08/2026). Khoa tham gia mà chưa gửi đề xuất nào thì KHÔNG tính — nếu tính, một khoa không tham gia là nút không bao giờ sáng. Bảng theo dõi hiển thị khoa nào chưa xác nhận; PĐD nhắc qua Teams. Hệ thống ghi kèm số khoa chưa gửi đề xuất vào audit.</w:t>
       </w:r>
     </w:p>
     <w:p>
@@ -2584,7 +2584,7 @@
           <w:rFonts w:ascii="Consolas" w:hAnsi="Consolas"/>
           <w:sz w:val="20"/>
         </w:rPr>
-        <w:t>Submit → Chốt danh mục → PĐD hiệu chỉnh → Chốt số tham gia đấu thầu</w:t>
+        <w:t>Submit → PĐD hiệu chỉnh ⇄ Khoa xác nhận lần N → Chốt số tham gia đấu thầu</w:t>
         <w:br/>
         <w:t xml:space="preserve">       → Ba giai đoạn → Mặc định trúng, chỉ nhập mã rớt</w:t>
         <w:br/>
@@ -3805,7 +3805,7 @@
         <w:t xml:space="preserve">11. </w:t>
       </w:r>
       <w:r>
-        <w:t>Chốt danh mục khóa toàn bộ phần khoa được sửa, khóa ở server.</w:t>
+        <w:t>Xác nhận đề xuất của khoa KHÔNG khoá dữ liệu. Việc khoá ở server do chốt số tham gia đấu thầu (cột số) và chốt dữ liệu trình ký (cột chữ) đảm nhiệm.</w:t>
       </w:r>
     </w:p>
     <w:p>
@@ -3911,6 +3911,51 @@
       </w:r>
       <w:r>
         <w:t>Tùy chọn 30% chỉ kích hoạt được sau khi chốt dữ liệu trình ký.</w:t>
+      </w:r>
+    </w:p>
+    <w:p>
+      <w:pPr>
+        <w:spacing w:after="40"/>
+        <w:ind w:left="425" w:hanging="425"/>
+      </w:pPr>
+      <w:r>
+        <w:rPr>
+          <w:b/>
+        </w:rPr>
+        <w:t xml:space="preserve">19. </w:t>
+      </w:r>
+      <w:r>
+        <w:t>Cột chữ là MỘT giá trị chung toàn viện cho mỗi (mã hàng, cột). Ai sửa sau đè cho tất cả — PĐD hay khoa đều vậy. Ngoại lệ duy nhất: giải trình đề xuất giữ riêng theo từng khoa. (QĐ 19/08/2026)</w:t>
+      </w:r>
+    </w:p>
+    <w:p>
+      <w:pPr>
+        <w:spacing w:after="40"/>
+        <w:ind w:left="425" w:hanging="425"/>
+      </w:pPr>
+      <w:r>
+        <w:rPr>
+          <w:b/>
+        </w:rPr>
+        <w:t xml:space="preserve">20. </w:t>
+      </w:r>
+      <w:r>
+        <w:t>Tổng đi thầu bằng tổng số hiện hành của các khoa. Khoa sửa số của mình thì tổng đổi theo; số khoa gửi ban đầu đóng băng làm dấu vết. (QĐ 19/08/2026)</w:t>
+      </w:r>
+    </w:p>
+    <w:p>
+      <w:pPr>
+        <w:spacing w:after="40"/>
+        <w:ind w:left="425" w:hanging="425"/>
+      </w:pPr>
+      <w:r>
+        <w:rPr>
+          <w:b/>
+        </w:rPr>
+        <w:t xml:space="preserve">21. </w:t>
+      </w:r>
+      <w:r>
+        <w:t>Xác nhận của khoa mất hiệu lực khi có ai sửa dữ liệu của mã khoa đó đề xuất, kể cả chính khoa. Số lần xác nhận không giới hạn. (QĐ 19/08/2026)</w:t>
       </w:r>
     </w:p>
     <w:p>
@@ -4919,6 +4964,270 @@
           </w:p>
         </w:tc>
       </w:tr>
+      <w:tr>
+        <w:tc>
+          <w:tcPr>
+            <w:tcW w:type="dxa" w:w="3118"/>
+          </w:tcPr>
+          <w:p>
+            <w:r/>
+            <w:r>
+              <w:rPr>
+                <w:sz w:val="20"/>
+              </w:rPr>
+              <w:t>Cổng mềm — PĐD tự quyết thời điểm chốt</w:t>
+            </w:r>
+          </w:p>
+        </w:tc>
+        <w:tc>
+          <w:tcPr>
+            <w:tcW w:type="dxa" w:w="4252"/>
+          </w:tcPr>
+          <w:p>
+            <w:r/>
+            <w:r>
+              <w:rPr>
+                <w:sz w:val="20"/>
+              </w:rPr>
+              <w:t>ĐẢO LẠI: cổng cứng — đủ xác nhận của mọi khoa đã gửi đề xuất mới chốt được</w:t>
+            </w:r>
+          </w:p>
+        </w:tc>
+        <w:tc>
+          <w:tcPr>
+            <w:tcW w:type="dxa" w:w="1701"/>
+          </w:tcPr>
+          <w:p>
+            <w:r/>
+            <w:r>
+              <w:rPr>
+                <w:sz w:val="20"/>
+              </w:rPr>
+              <w:t>19/08/2026</w:t>
+            </w:r>
+          </w:p>
+        </w:tc>
+      </w:tr>
+      <w:tr>
+        <w:tc>
+          <w:tcPr>
+            <w:tcW w:type="dxa" w:w="3118"/>
+          </w:tcPr>
+          <w:p>
+            <w:r/>
+            <w:r>
+              <w:rPr>
+                <w:sz w:val="20"/>
+              </w:rPr>
+              <w:t>PĐD duyệt ô là khoá ô đó bên khoa</w:t>
+            </w:r>
+          </w:p>
+        </w:tc>
+        <w:tc>
+          <w:tcPr>
+            <w:tcW w:type="dxa" w:w="4252"/>
+          </w:tcPr>
+          <w:p>
+            <w:r/>
+            <w:r>
+              <w:rPr>
+                <w:sz w:val="20"/>
+              </w:rPr>
+              <w:t>Bỏ hẳn — ai sửa sau đè; đóng băng bằng chốt Q (cột số) và chốt trình ký (cột chữ)</w:t>
+            </w:r>
+          </w:p>
+        </w:tc>
+        <w:tc>
+          <w:tcPr>
+            <w:tcW w:type="dxa" w:w="1701"/>
+          </w:tcPr>
+          <w:p>
+            <w:r/>
+            <w:r>
+              <w:rPr>
+                <w:sz w:val="20"/>
+              </w:rPr>
+              <w:t>19/08/2026</w:t>
+            </w:r>
+          </w:p>
+        </w:tc>
+      </w:tr>
+      <w:tr>
+        <w:tc>
+          <w:tcPr>
+            <w:tcW w:type="dxa" w:w="3118"/>
+          </w:tcPr>
+          <w:p>
+            <w:r/>
+            <w:r>
+              <w:rPr>
+                <w:sz w:val="20"/>
+              </w:rPr>
+              <w:t>Mỗi khoa giữ một bản cột chữ riêng, Tổng hợp báo cờ lệch</w:t>
+            </w:r>
+          </w:p>
+        </w:tc>
+        <w:tc>
+          <w:tcPr>
+            <w:tcW w:type="dxa" w:w="4252"/>
+          </w:tcPr>
+          <w:p>
+            <w:r/>
+            <w:r>
+              <w:rPr>
+                <w:sz w:val="20"/>
+              </w:rPr>
+              <w:t>Cột chữ là MỘT giá trị chung toàn viện; không còn gì để lệch</w:t>
+            </w:r>
+          </w:p>
+        </w:tc>
+        <w:tc>
+          <w:tcPr>
+            <w:tcW w:type="dxa" w:w="1701"/>
+          </w:tcPr>
+          <w:p>
+            <w:r/>
+            <w:r>
+              <w:rPr>
+                <w:sz w:val="20"/>
+              </w:rPr>
+              <w:t>19/08/2026</w:t>
+            </w:r>
+          </w:p>
+        </w:tc>
+      </w:tr>
+      <w:tr>
+        <w:tc>
+          <w:tcPr>
+            <w:tcW w:type="dxa" w:w="3118"/>
+          </w:tcPr>
+          <w:p>
+            <w:r/>
+            <w:r>
+              <w:rPr>
+                <w:sz w:val="20"/>
+              </w:rPr>
+              <w:t>Khoa chốt danh mục của mình (khoá dữ liệu)</w:t>
+            </w:r>
+          </w:p>
+        </w:tc>
+        <w:tc>
+          <w:tcPr>
+            <w:tcW w:type="dxa" w:w="4252"/>
+          </w:tcPr>
+          <w:p>
+            <w:r/>
+            <w:r>
+              <w:rPr>
+                <w:sz w:val="20"/>
+              </w:rPr>
+              <w:t>Thay bằng vòng xác nhận lần N — không khoá gì, huỷ khi dữ liệu đổi</w:t>
+            </w:r>
+          </w:p>
+        </w:tc>
+        <w:tc>
+          <w:tcPr>
+            <w:tcW w:type="dxa" w:w="1701"/>
+          </w:tcPr>
+          <w:p>
+            <w:r/>
+            <w:r>
+              <w:rPr>
+                <w:sz w:val="20"/>
+              </w:rPr>
+              <w:t>19/08/2026</w:t>
+            </w:r>
+          </w:p>
+        </w:tc>
+      </w:tr>
+      <w:tr>
+        <w:tc>
+          <w:tcPr>
+            <w:tcW w:type="dxa" w:w="3118"/>
+          </w:tcPr>
+          <w:p>
+            <w:r/>
+            <w:r>
+              <w:rPr>
+                <w:sz w:val="20"/>
+              </w:rPr>
+              <w:t>Số lượng khoa chỉ sửa ở màn Nhập đề xuất</w:t>
+            </w:r>
+          </w:p>
+        </w:tc>
+        <w:tc>
+          <w:tcPr>
+            <w:tcW w:type="dxa" w:w="4252"/>
+          </w:tcPr>
+          <w:p>
+            <w:r/>
+            <w:r>
+              <w:rPr>
+                <w:sz w:val="20"/>
+              </w:rPr>
+              <w:t>Khoa sửa được ngay trên Danh mục đề xuất; tổng đi thầu là tổng của các khoa</w:t>
+            </w:r>
+          </w:p>
+        </w:tc>
+        <w:tc>
+          <w:tcPr>
+            <w:tcW w:type="dxa" w:w="1701"/>
+          </w:tcPr>
+          <w:p>
+            <w:r/>
+            <w:r>
+              <w:rPr>
+                <w:sz w:val="20"/>
+              </w:rPr>
+              <w:t>19/08/2026</w:t>
+            </w:r>
+          </w:p>
+        </w:tc>
+      </w:tr>
+      <w:tr>
+        <w:tc>
+          <w:tcPr>
+            <w:tcW w:type="dxa" w:w="3118"/>
+          </w:tcPr>
+          <w:p>
+            <w:r/>
+            <w:r>
+              <w:rPr>
+                <w:sz w:val="20"/>
+              </w:rPr>
+              <w:t>Không có mốc so sánh số đề xuất trên hai bảng danh mục</w:t>
+            </w:r>
+          </w:p>
+        </w:tc>
+        <w:tc>
+          <w:tcPr>
+            <w:tcW w:type="dxa" w:w="4252"/>
+          </w:tcPr>
+          <w:p>
+            <w:r/>
+            <w:r>
+              <w:rPr>
+                <w:sz w:val="20"/>
+              </w:rPr>
+              <w:t>Thêm cột dải P50–P75 ở cả hai bảng; vượt P75 chỉ tô nổi bật, không chặn</w:t>
+            </w:r>
+          </w:p>
+        </w:tc>
+        <w:tc>
+          <w:tcPr>
+            <w:tcW w:type="dxa" w:w="1701"/>
+          </w:tcPr>
+          <w:p>
+            <w:r/>
+            <w:r>
+              <w:rPr>
+                <w:sz w:val="20"/>
+              </w:rPr>
+              <w:t>19/08/2026</w:t>
+            </w:r>
+          </w:p>
+        </w:tc>
+      </w:tr>
     </w:tbl>
     <w:p>
       <w:pPr>
